--- a/ready/l3.docx
+++ b/ready/l3.docx
@@ -8190,7 +8190,6 @@
                         </a:ext>
                       </a:extLst>
                     </a:blip>
-                    <a:srcRect l="6709" t="6390" r="8307" b="5112"/>
                     <a:stretch/>
                   </pic:blipFill>
                   <pic:spPr bwMode="auto">
@@ -15294,7 +15293,6 @@
                         </a:ext>
                       </a:extLst>
                     </a:blip>
-                    <a:srcRect l="6709" t="6390" r="8307" b="5112"/>
                     <a:stretch/>
                   </pic:blipFill>
                   <pic:spPr bwMode="auto">
